--- a/assets/books/testDoc.docx
+++ b/assets/books/testDoc.docx
@@ -1,35 +1,59 @@
 
 <file path=word/document.xml><?xml version="1.0" encoding="utf-8"?>
-<w:document xmlns:wpc="http://schemas.microsoft.com/office/word/2010/wordprocessingCanvas" xmlns:cx="http://schemas.microsoft.com/office/drawing/2014/chartex" xmlns:cx1="http://schemas.microsoft.com/office/drawing/2015/9/8/chartex" xmlns:mc="http://schemas.openxmlformats.org/markup-compatibility/2006" xmlns:o="urn:schemas-microsoft-com:office:office" xmlns:r="http://schemas.openxmlformats.org/officeDocument/2006/relationships" xmlns:m="http://schemas.openxmlformats.org/officeDocument/2006/math" xmlns:v="urn:schemas-microsoft-com:vml" xmlns:wp14="http://schemas.microsoft.com/office/word/2010/wordprocessingDrawing" xmlns:wp="http://schemas.openxmlformats.org/drawingml/2006/wordprocessingDrawing" xmlns:w10="urn:schemas-microsoft-com:office:word" xmlns:w="http://schemas.openxmlformats.org/wordprocessingml/2006/main" xmlns:w14="http://schemas.microsoft.com/office/word/2010/wordml" xmlns:w15="http://schemas.microsoft.com/office/word/2012/wordml" xmlns:w16se="http://schemas.microsoft.com/office/word/2015/wordml/symex" xmlns:wpg="http://schemas.microsoft.com/office/word/2010/wordprocessingGroup" xmlns:wpi="http://schemas.microsoft.com/office/word/2010/wordprocessingInk" xmlns:wne="http://schemas.microsoft.com/office/word/2006/wordml" xmlns:wps="http://schemas.microsoft.com/office/word/2010/wordprocessingShape" mc:Ignorable="w14 w15 w16se wp14">
+<w:document xmlns:ns1="http://schemas.openxmlformats.org/markup-compatibility/2006" xmlns:ns2="http://schemas.microsoft.com/office/word/2010/wordml" xmlns:ns3="http://schemas.openxmlformats.org/drawingml/2006/wordprocessingDrawing" xmlns:ns4="http://schemas.microsoft.com/office/word/2010/wordprocessingDrawing" xmlns:ns5="http://schemas.openxmlformats.org/drawingml/2006/main" xmlns:ns7="http://schemas.openxmlformats.org/drawingml/2006/picture" xmlns:ns8="http://schemas.microsoft.com/office/drawing/2010/main" xmlns:r="http://schemas.openxmlformats.org/officeDocument/2006/relationships" xmlns:w="http://schemas.openxmlformats.org/wordprocessingml/2006/main" ns1:Ignorable="w14 w15 w16se w16cid w16 w16cex w16sdtdh w16sdtfl w16du wp14">
   <w:body>
-    <w:p>
+    <w:p ns2:paraId="7D1DF3C8" ns2:textId="77777777">
       <w:pPr>
         <w:rPr>
           <w:noProof/>
         </w:rPr>
       </w:pPr>
+      <w:r>
+        <w:rPr>
+          <w:vanish/>
+        </w:rPr>
+        <w:t>{{PG:1}}</w:t>
+      </w:r>
     </w:p>
-    <w:p>
+    <w:p ns2:paraId="011E3F30" ns2:textId="77777777">
       <w:pPr>
         <w:rPr>
           <w:noProof/>
         </w:rPr>
       </w:pPr>
+      <w:r>
+        <w:rPr>
+          <w:vanish/>
+        </w:rPr>
+        <w:t>{{PG:1}}</w:t>
+      </w:r>
     </w:p>
-    <w:p>
+    <w:p ns2:paraId="006ACDE9" ns2:textId="77777777">
       <w:pPr>
         <w:rPr>
           <w:noProof/>
         </w:rPr>
       </w:pPr>
+      <w:r>
+        <w:rPr>
+          <w:vanish/>
+        </w:rPr>
+        <w:t>{{PG:1}}</w:t>
+      </w:r>
     </w:p>
-    <w:p>
+    <w:p ns2:paraId="1C6A2356" ns2:textId="77777777">
       <w:pPr>
         <w:rPr>
           <w:u w:val="single"/>
           <w:rtl/>
         </w:rPr>
       </w:pPr>
+      <w:r>
+        <w:rPr>
+          <w:vanish/>
+        </w:rPr>
+        <w:t>{{PG:1}}</w:t>
+      </w:r>
       <w:r>
         <w:rPr>
           <w:rFonts w:ascii="AAA GoldenLotus" w:hAnsi="AAA GoldenLotus" w:cs="adwa-assalaf" w:hint="cs"/>
@@ -39,63 +63,63 @@
           <w:rtl/>
         </w:rPr>
         <w:drawing>
-          <wp:anchor distT="0" distB="0" distL="114300" distR="114300" simplePos="0" relativeHeight="251665408" behindDoc="0" locked="0" layoutInCell="1" allowOverlap="1" wp14:anchorId="5DCAB36D" wp14:editId="44525768">
-            <wp:simplePos x="0" y="0"/>
-            <wp:positionH relativeFrom="column">
-              <wp:posOffset>1224915</wp:posOffset>
-            </wp:positionH>
-            <wp:positionV relativeFrom="paragraph">
-              <wp:posOffset>1359535</wp:posOffset>
-            </wp:positionV>
-            <wp:extent cx="1707515" cy="2573655"/>
-            <wp:effectExtent l="0" t="0" r="0" b="0"/>
-            <wp:wrapNone/>
-            <wp:docPr id="972679976" name="صورة 1">
-              <a:hlinkClick xmlns:a="http://schemas.openxmlformats.org/drawingml/2006/main" r:id="rId4"/>
-            </wp:docPr>
-            <wp:cNvGraphicFramePr>
-              <a:graphicFrameLocks xmlns:a="http://schemas.openxmlformats.org/drawingml/2006/main" noChangeAspect="1"/>
-            </wp:cNvGraphicFramePr>
-            <a:graphic xmlns:a="http://schemas.openxmlformats.org/drawingml/2006/main">
-              <a:graphicData uri="http://schemas.openxmlformats.org/drawingml/2006/picture">
-                <pic:pic xmlns:pic="http://schemas.openxmlformats.org/drawingml/2006/picture">
-                  <pic:nvPicPr>
-                    <pic:cNvPr id="972679976" name="صورة 1">
-                      <a:hlinkClick r:id="rId4"/>
-                    </pic:cNvPr>
-                    <pic:cNvPicPr/>
-                  </pic:nvPicPr>
-                  <pic:blipFill>
-                    <a:blip r:embed="rId5" cstate="print">
-                      <a:extLst>
-                        <a:ext uri="{28A0092B-C50C-407E-A947-70E740481C1C}">
-                          <a14:useLocalDpi xmlns:a14="http://schemas.microsoft.com/office/drawing/2010/main" val="0"/>
-                        </a:ext>
-                      </a:extLst>
-                    </a:blip>
-                    <a:stretch>
-                      <a:fillRect/>
-                    </a:stretch>
-                  </pic:blipFill>
-                  <pic:spPr>
-                    <a:xfrm>
-                      <a:off x="0" y="0"/>
-                      <a:ext cx="1707515" cy="2573655"/>
-                    </a:xfrm>
-                    <a:prstGeom prst="rect">
-                      <a:avLst/>
-                    </a:prstGeom>
-                  </pic:spPr>
-                </pic:pic>
-              </a:graphicData>
-            </a:graphic>
-            <wp14:sizeRelH relativeFrom="margin">
-              <wp14:pctWidth>0</wp14:pctWidth>
-            </wp14:sizeRelH>
-            <wp14:sizeRelV relativeFrom="margin">
-              <wp14:pctHeight>0</wp14:pctHeight>
-            </wp14:sizeRelV>
-          </wp:anchor>
+          <ns3:anchor distT="0" distB="0" distL="114300" distR="114300" simplePos="0" relativeHeight="251665408" behindDoc="0" locked="0" layoutInCell="1" allowOverlap="1" ns4:anchorId="0BE2288A" ns4:editId="7E39FE2C">
+            <ns3:simplePos x="0" y="0"/>
+            <ns3:positionH relativeFrom="column">
+              <ns3:posOffset>1224915</ns3:posOffset>
+            </ns3:positionH>
+            <ns3:positionV relativeFrom="paragraph">
+              <ns3:posOffset>1359535</ns3:posOffset>
+            </ns3:positionV>
+            <ns3:extent cx="1707515" cy="2573655"/>
+            <ns3:effectExtent l="0" t="0" r="0" b="0"/>
+            <ns3:wrapNone/>
+            <ns3:docPr id="972679976" name="صورة 1">
+              <ns5:hlinkClick r:id="rId4"/>
+            </ns3:docPr>
+            <ns3:cNvGraphicFramePr>
+              <ns5:graphicFrameLocks noChangeAspect="1"/>
+            </ns3:cNvGraphicFramePr>
+            <ns5:graphic>
+              <ns5:graphicData uri="http://schemas.openxmlformats.org/drawingml/2006/picture">
+                <ns7:pic>
+                  <ns7:nvPicPr>
+                    <ns7:cNvPr id="972679976" name="صورة 1">
+                      <ns5:hlinkClick r:id="rId4"/>
+                    </ns7:cNvPr>
+                    <ns7:cNvPicPr/>
+                  </ns7:nvPicPr>
+                  <ns7:blipFill>
+                    <ns5:blip r:embed="rId5" cstate="print">
+                      <ns5:extLst>
+                        <ns5:ext uri="{28A0092B-C50C-407E-A947-70E740481C1C}">
+                          <ns8:useLocalDpi val="0"/>
+                        </ns5:ext>
+                      </ns5:extLst>
+                    </ns5:blip>
+                    <ns5:stretch>
+                      <ns5:fillRect/>
+                    </ns5:stretch>
+                  </ns7:blipFill>
+                  <ns7:spPr>
+                    <ns5:xfrm>
+                      <ns5:off x="0" y="0"/>
+                      <ns5:ext cx="1707515" cy="2573655"/>
+                    </ns5:xfrm>
+                    <ns5:prstGeom prst="rect">
+                      <ns5:avLst/>
+                    </ns5:prstGeom>
+                  </ns7:spPr>
+                </ns7:pic>
+              </ns5:graphicData>
+            </ns5:graphic>
+            <ns4:sizeRelH relativeFrom="margin">
+              <ns4:pctWidth>0</ns4:pctWidth>
+            </ns4:sizeRelH>
+            <ns4:sizeRelV relativeFrom="margin">
+              <ns4:pctHeight>0</ns4:pctHeight>
+            </ns4:sizeRelV>
+          </ns3:anchor>
         </w:drawing>
       </w:r>
       <w:r>
@@ -107,63 +131,63 @@
           <w:rtl/>
         </w:rPr>
         <w:drawing>
-          <wp:anchor distT="0" distB="0" distL="114300" distR="114300" simplePos="0" relativeHeight="251664384" behindDoc="0" locked="0" layoutInCell="1" allowOverlap="1" wp14:anchorId="25EFFF75" wp14:editId="0327FAB5">
-            <wp:simplePos x="0" y="0"/>
-            <wp:positionH relativeFrom="column">
-              <wp:posOffset>2943861</wp:posOffset>
-            </wp:positionH>
-            <wp:positionV relativeFrom="paragraph">
-              <wp:posOffset>407035</wp:posOffset>
-            </wp:positionV>
-            <wp:extent cx="1709236" cy="2575560"/>
-            <wp:effectExtent l="0" t="0" r="0" b="0"/>
-            <wp:wrapNone/>
-            <wp:docPr id="2030339982" name="صورة 1">
-              <a:hlinkClick xmlns:a="http://schemas.openxmlformats.org/drawingml/2006/main" r:id="rId6"/>
-            </wp:docPr>
-            <wp:cNvGraphicFramePr>
-              <a:graphicFrameLocks xmlns:a="http://schemas.openxmlformats.org/drawingml/2006/main" noChangeAspect="1"/>
-            </wp:cNvGraphicFramePr>
-            <a:graphic xmlns:a="http://schemas.openxmlformats.org/drawingml/2006/main">
-              <a:graphicData uri="http://schemas.openxmlformats.org/drawingml/2006/picture">
-                <pic:pic xmlns:pic="http://schemas.openxmlformats.org/drawingml/2006/picture">
-                  <pic:nvPicPr>
-                    <pic:cNvPr id="2030339982" name="صورة 1">
-                      <a:hlinkClick r:id="rId6"/>
-                    </pic:cNvPr>
-                    <pic:cNvPicPr/>
-                  </pic:nvPicPr>
-                  <pic:blipFill>
-                    <a:blip r:embed="rId7" cstate="print">
-                      <a:extLst>
-                        <a:ext uri="{28A0092B-C50C-407E-A947-70E740481C1C}">
-                          <a14:useLocalDpi xmlns:a14="http://schemas.microsoft.com/office/drawing/2010/main" val="0"/>
-                        </a:ext>
-                      </a:extLst>
-                    </a:blip>
-                    <a:stretch>
-                      <a:fillRect/>
-                    </a:stretch>
-                  </pic:blipFill>
-                  <pic:spPr>
-                    <a:xfrm>
-                      <a:off x="0" y="0"/>
-                      <a:ext cx="1709977" cy="2576677"/>
-                    </a:xfrm>
-                    <a:prstGeom prst="rect">
-                      <a:avLst/>
-                    </a:prstGeom>
-                  </pic:spPr>
-                </pic:pic>
-              </a:graphicData>
-            </a:graphic>
-            <wp14:sizeRelH relativeFrom="margin">
-              <wp14:pctWidth>0</wp14:pctWidth>
-            </wp14:sizeRelH>
-            <wp14:sizeRelV relativeFrom="margin">
-              <wp14:pctHeight>0</wp14:pctHeight>
-            </wp14:sizeRelV>
-          </wp:anchor>
+          <ns3:anchor distT="0" distB="0" distL="114300" distR="114300" simplePos="0" relativeHeight="251664384" behindDoc="0" locked="0" layoutInCell="1" allowOverlap="1" ns4:anchorId="11D8E3D9" ns4:editId="5ED96772">
+            <ns3:simplePos x="0" y="0"/>
+            <ns3:positionH relativeFrom="column">
+              <ns3:posOffset>2943861</ns3:posOffset>
+            </ns3:positionH>
+            <ns3:positionV relativeFrom="paragraph">
+              <ns3:posOffset>407035</ns3:posOffset>
+            </ns3:positionV>
+            <ns3:extent cx="1709236" cy="2575560"/>
+            <ns3:effectExtent l="0" t="0" r="0" b="0"/>
+            <ns3:wrapNone/>
+            <ns3:docPr id="2030339982" name="صورة 1">
+              <ns5:hlinkClick r:id="rId6"/>
+            </ns3:docPr>
+            <ns3:cNvGraphicFramePr>
+              <ns5:graphicFrameLocks noChangeAspect="1"/>
+            </ns3:cNvGraphicFramePr>
+            <ns5:graphic>
+              <ns5:graphicData uri="http://schemas.openxmlformats.org/drawingml/2006/picture">
+                <ns7:pic>
+                  <ns7:nvPicPr>
+                    <ns7:cNvPr id="2030339982" name="صورة 1">
+                      <ns5:hlinkClick r:id="rId6"/>
+                    </ns7:cNvPr>
+                    <ns7:cNvPicPr/>
+                  </ns7:nvPicPr>
+                  <ns7:blipFill>
+                    <ns5:blip r:embed="rId7" cstate="print">
+                      <ns5:extLst>
+                        <ns5:ext uri="{28A0092B-C50C-407E-A947-70E740481C1C}">
+                          <ns8:useLocalDpi val="0"/>
+                        </ns5:ext>
+                      </ns5:extLst>
+                    </ns5:blip>
+                    <ns5:stretch>
+                      <ns5:fillRect/>
+                    </ns5:stretch>
+                  </ns7:blipFill>
+                  <ns7:spPr>
+                    <ns5:xfrm>
+                      <ns5:off x="0" y="0"/>
+                      <ns5:ext cx="1709977" cy="2576677"/>
+                    </ns5:xfrm>
+                    <ns5:prstGeom prst="rect">
+                      <ns5:avLst/>
+                    </ns5:prstGeom>
+                  </ns7:spPr>
+                </ns7:pic>
+              </ns5:graphicData>
+            </ns5:graphic>
+            <ns4:sizeRelH relativeFrom="margin">
+              <ns4:pctWidth>0</ns4:pctWidth>
+            </ns4:sizeRelH>
+            <ns4:sizeRelV relativeFrom="margin">
+              <ns4:pctHeight>0</ns4:pctHeight>
+            </ns4:sizeRelV>
+          </ns3:anchor>
         </w:drawing>
       </w:r>
       <w:r>
@@ -171,65 +195,65 @@
           <w:noProof/>
         </w:rPr>
         <w:drawing>
-          <wp:anchor distT="0" distB="0" distL="114300" distR="114300" simplePos="0" relativeHeight="251659264" behindDoc="0" locked="0" layoutInCell="1" allowOverlap="1" wp14:anchorId="2FC9A502" wp14:editId="65CBFA7E">
-            <wp:simplePos x="0" y="0"/>
-            <wp:positionH relativeFrom="margin">
-              <wp:posOffset>530860</wp:posOffset>
-            </wp:positionH>
-            <wp:positionV relativeFrom="margin">
-              <wp:posOffset>7983220</wp:posOffset>
-            </wp:positionV>
-            <wp:extent cx="2400300" cy="448310"/>
-            <wp:effectExtent l="0" t="0" r="0" b="8890"/>
-            <wp:wrapSquare wrapText="bothSides"/>
-            <wp:docPr id="103" name="صورة 103"/>
-            <wp:cNvGraphicFramePr>
-              <a:graphicFrameLocks xmlns:a="http://schemas.openxmlformats.org/drawingml/2006/main" noChangeAspect="1"/>
-            </wp:cNvGraphicFramePr>
-            <a:graphic xmlns:a="http://schemas.openxmlformats.org/drawingml/2006/main">
-              <a:graphicData uri="http://schemas.openxmlformats.org/drawingml/2006/picture">
-                <pic:pic xmlns:pic="http://schemas.openxmlformats.org/drawingml/2006/picture">
-                  <pic:nvPicPr>
-                    <pic:cNvPr id="103" name="صورة 103"/>
-                    <pic:cNvPicPr>
-                      <a:picLocks noChangeAspect="1" noChangeArrowheads="1"/>
-                    </pic:cNvPicPr>
-                  </pic:nvPicPr>
-                  <pic:blipFill>
-                    <a:blip r:embed="rId8" cstate="print">
-                      <a:extLst>
-                        <a:ext uri="{28A0092B-C50C-407E-A947-70E740481C1C}">
-                          <a14:useLocalDpi xmlns:a14="http://schemas.microsoft.com/office/drawing/2010/main" val="0"/>
-                        </a:ext>
-                      </a:extLst>
-                    </a:blip>
-                    <a:stretch>
-                      <a:fillRect/>
-                    </a:stretch>
-                  </pic:blipFill>
-                  <pic:spPr bwMode="auto">
-                    <a:xfrm>
-                      <a:off x="0" y="0"/>
-                      <a:ext cx="2400300" cy="448310"/>
-                    </a:xfrm>
-                    <a:prstGeom prst="rect">
-                      <a:avLst/>
-                    </a:prstGeom>
-                    <a:noFill/>
-                    <a:ln>
-                      <a:noFill/>
-                    </a:ln>
-                  </pic:spPr>
-                </pic:pic>
-              </a:graphicData>
-            </a:graphic>
-            <wp14:sizeRelH relativeFrom="page">
-              <wp14:pctWidth>0</wp14:pctWidth>
-            </wp14:sizeRelH>
-            <wp14:sizeRelV relativeFrom="page">
-              <wp14:pctHeight>0</wp14:pctHeight>
-            </wp14:sizeRelV>
-          </wp:anchor>
+          <ns3:anchor distT="0" distB="0" distL="114300" distR="114300" simplePos="0" relativeHeight="251659264" behindDoc="0" locked="0" layoutInCell="1" allowOverlap="1" ns4:anchorId="30BCFB1D" ns4:editId="5CFA58AE">
+            <ns3:simplePos x="0" y="0"/>
+            <ns3:positionH relativeFrom="margin">
+              <ns3:posOffset>530860</ns3:posOffset>
+            </ns3:positionH>
+            <ns3:positionV relativeFrom="margin">
+              <ns3:posOffset>7983220</ns3:posOffset>
+            </ns3:positionV>
+            <ns3:extent cx="2400300" cy="448310"/>
+            <ns3:effectExtent l="0" t="0" r="0" b="8890"/>
+            <ns3:wrapSquare wrapText="bothSides"/>
+            <ns3:docPr id="103" name="صورة 103"/>
+            <ns3:cNvGraphicFramePr>
+              <ns5:graphicFrameLocks noChangeAspect="1"/>
+            </ns3:cNvGraphicFramePr>
+            <ns5:graphic>
+              <ns5:graphicData uri="http://schemas.openxmlformats.org/drawingml/2006/picture">
+                <ns7:pic>
+                  <ns7:nvPicPr>
+                    <ns7:cNvPr id="103" name="صورة 103"/>
+                    <ns7:cNvPicPr>
+                      <ns5:picLocks noChangeAspect="1" noChangeArrowheads="1"/>
+                    </ns7:cNvPicPr>
+                  </ns7:nvPicPr>
+                  <ns7:blipFill>
+                    <ns5:blip r:embed="rId8" cstate="print">
+                      <ns5:extLst>
+                        <ns5:ext uri="{28A0092B-C50C-407E-A947-70E740481C1C}">
+                          <ns8:useLocalDpi val="0"/>
+                        </ns5:ext>
+                      </ns5:extLst>
+                    </ns5:blip>
+                    <ns5:stretch>
+                      <ns5:fillRect/>
+                    </ns5:stretch>
+                  </ns7:blipFill>
+                  <ns7:spPr bwMode="auto">
+                    <ns5:xfrm>
+                      <ns5:off x="0" y="0"/>
+                      <ns5:ext cx="2400300" cy="448310"/>
+                    </ns5:xfrm>
+                    <ns5:prstGeom prst="rect">
+                      <ns5:avLst/>
+                    </ns5:prstGeom>
+                    <ns5:noFill/>
+                    <ns5:ln>
+                      <ns5:noFill/>
+                    </ns5:ln>
+                  </ns7:spPr>
+                </ns7:pic>
+              </ns5:graphicData>
+            </ns5:graphic>
+            <ns4:sizeRelH relativeFrom="page">
+              <ns4:pctWidth>0</ns4:pctWidth>
+            </ns4:sizeRelH>
+            <ns4:sizeRelV relativeFrom="page">
+              <ns4:pctHeight>0</ns4:pctHeight>
+            </ns4:sizeRelV>
+          </ns3:anchor>
         </w:drawing>
       </w:r>
       <w:r>
@@ -237,65 +261,65 @@
           <w:noProof/>
         </w:rPr>
         <w:drawing>
-          <wp:anchor distT="0" distB="0" distL="114300" distR="114300" simplePos="0" relativeHeight="251660288" behindDoc="0" locked="0" layoutInCell="1" allowOverlap="1" wp14:anchorId="5D55B087" wp14:editId="3B621571">
-            <wp:simplePos x="0" y="0"/>
-            <wp:positionH relativeFrom="margin">
-              <wp:posOffset>1159510</wp:posOffset>
-            </wp:positionH>
-            <wp:positionV relativeFrom="margin">
-              <wp:posOffset>6586220</wp:posOffset>
-            </wp:positionV>
-            <wp:extent cx="1000760" cy="323850"/>
-            <wp:effectExtent l="0" t="0" r="8890" b="0"/>
-            <wp:wrapSquare wrapText="bothSides"/>
-            <wp:docPr id="105" name="صورة 105"/>
-            <wp:cNvGraphicFramePr>
-              <a:graphicFrameLocks xmlns:a="http://schemas.openxmlformats.org/drawingml/2006/main" noChangeAspect="1"/>
-            </wp:cNvGraphicFramePr>
-            <a:graphic xmlns:a="http://schemas.openxmlformats.org/drawingml/2006/main">
-              <a:graphicData uri="http://schemas.openxmlformats.org/drawingml/2006/picture">
-                <pic:pic xmlns:pic="http://schemas.openxmlformats.org/drawingml/2006/picture">
-                  <pic:nvPicPr>
-                    <pic:cNvPr id="105" name="صورة 105"/>
-                    <pic:cNvPicPr>
-                      <a:picLocks noChangeAspect="1" noChangeArrowheads="1"/>
-                    </pic:cNvPicPr>
-                  </pic:nvPicPr>
-                  <pic:blipFill>
-                    <a:blip r:embed="rId9" cstate="print">
-                      <a:extLst>
-                        <a:ext uri="{28A0092B-C50C-407E-A947-70E740481C1C}">
-                          <a14:useLocalDpi xmlns:a14="http://schemas.microsoft.com/office/drawing/2010/main" val="0"/>
-                        </a:ext>
-                      </a:extLst>
-                    </a:blip>
-                    <a:stretch>
-                      <a:fillRect/>
-                    </a:stretch>
-                  </pic:blipFill>
-                  <pic:spPr bwMode="auto">
-                    <a:xfrm>
-                      <a:off x="0" y="0"/>
-                      <a:ext cx="1000760" cy="323850"/>
-                    </a:xfrm>
-                    <a:prstGeom prst="rect">
-                      <a:avLst/>
-                    </a:prstGeom>
-                    <a:noFill/>
-                    <a:ln>
-                      <a:noFill/>
-                    </a:ln>
-                  </pic:spPr>
-                </pic:pic>
-              </a:graphicData>
-            </a:graphic>
-            <wp14:sizeRelH relativeFrom="page">
-              <wp14:pctWidth>0</wp14:pctWidth>
-            </wp14:sizeRelH>
-            <wp14:sizeRelV relativeFrom="page">
-              <wp14:pctHeight>0</wp14:pctHeight>
-            </wp14:sizeRelV>
-          </wp:anchor>
+          <ns3:anchor distT="0" distB="0" distL="114300" distR="114300" simplePos="0" relativeHeight="251660288" behindDoc="0" locked="0" layoutInCell="1" allowOverlap="1" ns4:anchorId="0B29008D" ns4:editId="3F06E5EF">
+            <ns3:simplePos x="0" y="0"/>
+            <ns3:positionH relativeFrom="margin">
+              <ns3:posOffset>1159510</ns3:posOffset>
+            </ns3:positionH>
+            <ns3:positionV relativeFrom="margin">
+              <ns3:posOffset>6586220</ns3:posOffset>
+            </ns3:positionV>
+            <ns3:extent cx="1000760" cy="323850"/>
+            <ns3:effectExtent l="0" t="0" r="8890" b="0"/>
+            <ns3:wrapSquare wrapText="bothSides"/>
+            <ns3:docPr id="105" name="صورة 105"/>
+            <ns3:cNvGraphicFramePr>
+              <ns5:graphicFrameLocks noChangeAspect="1"/>
+            </ns3:cNvGraphicFramePr>
+            <ns5:graphic>
+              <ns5:graphicData uri="http://schemas.openxmlformats.org/drawingml/2006/picture">
+                <ns7:pic>
+                  <ns7:nvPicPr>
+                    <ns7:cNvPr id="105" name="صورة 105"/>
+                    <ns7:cNvPicPr>
+                      <ns5:picLocks noChangeAspect="1" noChangeArrowheads="1"/>
+                    </ns7:cNvPicPr>
+                  </ns7:nvPicPr>
+                  <ns7:blipFill>
+                    <ns5:blip r:embed="rId9" cstate="print">
+                      <ns5:extLst>
+                        <ns5:ext uri="{28A0092B-C50C-407E-A947-70E740481C1C}">
+                          <ns8:useLocalDpi val="0"/>
+                        </ns5:ext>
+                      </ns5:extLst>
+                    </ns5:blip>
+                    <ns5:stretch>
+                      <ns5:fillRect/>
+                    </ns5:stretch>
+                  </ns7:blipFill>
+                  <ns7:spPr bwMode="auto">
+                    <ns5:xfrm>
+                      <ns5:off x="0" y="0"/>
+                      <ns5:ext cx="1000760" cy="323850"/>
+                    </ns5:xfrm>
+                    <ns5:prstGeom prst="rect">
+                      <ns5:avLst/>
+                    </ns5:prstGeom>
+                    <ns5:noFill/>
+                    <ns5:ln>
+                      <ns5:noFill/>
+                    </ns5:ln>
+                  </ns7:spPr>
+                </ns7:pic>
+              </ns5:graphicData>
+            </ns5:graphic>
+            <ns4:sizeRelH relativeFrom="page">
+              <ns4:pctWidth>0</ns4:pctWidth>
+            </ns4:sizeRelH>
+            <ns4:sizeRelV relativeFrom="page">
+              <ns4:pctHeight>0</ns4:pctHeight>
+            </ns4:sizeRelV>
+          </ns3:anchor>
         </w:drawing>
       </w:r>
       <w:r>
@@ -303,66 +327,66 @@
           <w:noProof/>
         </w:rPr>
         <w:drawing>
-          <wp:anchor distT="0" distB="0" distL="114300" distR="114300" simplePos="0" relativeHeight="251663360" behindDoc="0" locked="0" layoutInCell="1" allowOverlap="1" wp14:anchorId="3CDD6731" wp14:editId="14CCA629">
-            <wp:simplePos x="0" y="0"/>
-            <wp:positionH relativeFrom="margin">
-              <wp:posOffset>896620</wp:posOffset>
-            </wp:positionH>
-            <wp:positionV relativeFrom="margin">
-              <wp:posOffset>6960870</wp:posOffset>
-            </wp:positionV>
-            <wp:extent cx="1547495" cy="337185"/>
-            <wp:effectExtent l="0" t="0" r="0" b="0"/>
-            <wp:wrapSquare wrapText="bothSides"/>
-            <wp:docPr id="213" name="صورة 213" descr="للشيخ الإمام الشهيد المجاهد"/>
-            <wp:cNvGraphicFramePr>
-              <a:graphicFrameLocks xmlns:a="http://schemas.openxmlformats.org/drawingml/2006/main" noChangeAspect="1"/>
-            </wp:cNvGraphicFramePr>
-            <a:graphic xmlns:a="http://schemas.openxmlformats.org/drawingml/2006/main">
-              <a:graphicData uri="http://schemas.openxmlformats.org/drawingml/2006/picture">
-                <pic:pic xmlns:pic="http://schemas.openxmlformats.org/drawingml/2006/picture">
-                  <pic:nvPicPr>
-                    <pic:cNvPr id="0" name="Picture 213" descr="للشيخ الإمام الشهيد المجاهد"/>
-                    <pic:cNvPicPr>
-                      <a:picLocks noChangeAspect="1" noChangeArrowheads="1"/>
-                    </pic:cNvPicPr>
-                  </pic:nvPicPr>
-                  <pic:blipFill>
-                    <a:blip r:embed="rId10" cstate="print">
-                      <a:extLst>
-                        <a:ext uri="{28A0092B-C50C-407E-A947-70E740481C1C}">
-                          <a14:useLocalDpi xmlns:a14="http://schemas.microsoft.com/office/drawing/2010/main" val="0"/>
-                        </a:ext>
-                      </a:extLst>
-                    </a:blip>
-                    <a:srcRect/>
-                    <a:stretch>
-                      <a:fillRect/>
-                    </a:stretch>
-                  </pic:blipFill>
-                  <pic:spPr bwMode="auto">
-                    <a:xfrm>
-                      <a:off x="0" y="0"/>
-                      <a:ext cx="1547495" cy="337185"/>
-                    </a:xfrm>
-                    <a:prstGeom prst="rect">
-                      <a:avLst/>
-                    </a:prstGeom>
-                    <a:noFill/>
-                    <a:ln>
-                      <a:noFill/>
-                    </a:ln>
-                  </pic:spPr>
-                </pic:pic>
-              </a:graphicData>
-            </a:graphic>
-            <wp14:sizeRelH relativeFrom="page">
-              <wp14:pctWidth>0</wp14:pctWidth>
-            </wp14:sizeRelH>
-            <wp14:sizeRelV relativeFrom="page">
-              <wp14:pctHeight>0</wp14:pctHeight>
-            </wp14:sizeRelV>
-          </wp:anchor>
+          <ns3:anchor distT="0" distB="0" distL="114300" distR="114300" simplePos="0" relativeHeight="251663360" behindDoc="0" locked="0" layoutInCell="1" allowOverlap="1" ns4:anchorId="06AFCAF5" ns4:editId="2109D746">
+            <ns3:simplePos x="0" y="0"/>
+            <ns3:positionH relativeFrom="margin">
+              <ns3:posOffset>896620</ns3:posOffset>
+            </ns3:positionH>
+            <ns3:positionV relativeFrom="margin">
+              <ns3:posOffset>6960870</ns3:posOffset>
+            </ns3:positionV>
+            <ns3:extent cx="1547495" cy="337185"/>
+            <ns3:effectExtent l="0" t="0" r="0" b="0"/>
+            <ns3:wrapSquare wrapText="bothSides"/>
+            <ns3:docPr id="213" name="صورة 213" descr="للشيخ الإمام الشهيد المجاهد"/>
+            <ns3:cNvGraphicFramePr>
+              <ns5:graphicFrameLocks noChangeAspect="1"/>
+            </ns3:cNvGraphicFramePr>
+            <ns5:graphic>
+              <ns5:graphicData uri="http://schemas.openxmlformats.org/drawingml/2006/picture">
+                <ns7:pic>
+                  <ns7:nvPicPr>
+                    <ns7:cNvPr id="0" name="Picture 213" descr="للشيخ الإمام الشهيد المجاهد"/>
+                    <ns7:cNvPicPr>
+                      <ns5:picLocks noChangeAspect="1" noChangeArrowheads="1"/>
+                    </ns7:cNvPicPr>
+                  </ns7:nvPicPr>
+                  <ns7:blipFill>
+                    <ns5:blip r:embed="rId10" cstate="print">
+                      <ns5:extLst>
+                        <ns5:ext uri="{28A0092B-C50C-407E-A947-70E740481C1C}">
+                          <ns8:useLocalDpi val="0"/>
+                        </ns5:ext>
+                      </ns5:extLst>
+                    </ns5:blip>
+                    <ns5:srcRect/>
+                    <ns5:stretch>
+                      <ns5:fillRect/>
+                    </ns5:stretch>
+                  </ns7:blipFill>
+                  <ns7:spPr bwMode="auto">
+                    <ns5:xfrm>
+                      <ns5:off x="0" y="0"/>
+                      <ns5:ext cx="1547495" cy="337185"/>
+                    </ns5:xfrm>
+                    <ns5:prstGeom prst="rect">
+                      <ns5:avLst/>
+                    </ns5:prstGeom>
+                    <ns5:noFill/>
+                    <ns5:ln>
+                      <ns5:noFill/>
+                    </ns5:ln>
+                  </ns7:spPr>
+                </ns7:pic>
+              </ns5:graphicData>
+            </ns5:graphic>
+            <ns4:sizeRelH relativeFrom="page">
+              <ns4:pctWidth>0</ns4:pctWidth>
+            </ns4:sizeRelH>
+            <ns4:sizeRelV relativeFrom="page">
+              <ns4:pctHeight>0</ns4:pctHeight>
+            </ns4:sizeRelV>
+          </ns3:anchor>
         </w:drawing>
       </w:r>
       <w:r>
@@ -370,66 +394,66 @@
           <w:noProof/>
         </w:rPr>
         <w:drawing>
-          <wp:anchor distT="0" distB="0" distL="114300" distR="114300" simplePos="0" relativeHeight="251662336" behindDoc="1" locked="0" layoutInCell="1" allowOverlap="1" wp14:anchorId="0A0F20D4" wp14:editId="016B25C2">
-            <wp:simplePos x="0" y="0"/>
-            <wp:positionH relativeFrom="margin">
-              <wp:align>center</wp:align>
-            </wp:positionH>
-            <wp:positionV relativeFrom="margin">
-              <wp:align>center</wp:align>
-            </wp:positionV>
-            <wp:extent cx="7027545" cy="9838055"/>
-            <wp:effectExtent l="0" t="0" r="0" b="0"/>
-            <wp:wrapNone/>
-            <wp:docPr id="156" name="صورة 156" descr="برواز"/>
-            <wp:cNvGraphicFramePr>
-              <a:graphicFrameLocks xmlns:a="http://schemas.openxmlformats.org/drawingml/2006/main" noChangeAspect="1"/>
-            </wp:cNvGraphicFramePr>
-            <a:graphic xmlns:a="http://schemas.openxmlformats.org/drawingml/2006/main">
-              <a:graphicData uri="http://schemas.openxmlformats.org/drawingml/2006/picture">
-                <pic:pic xmlns:pic="http://schemas.openxmlformats.org/drawingml/2006/picture">
-                  <pic:nvPicPr>
-                    <pic:cNvPr id="0" name="Picture 156" descr="برواز"/>
-                    <pic:cNvPicPr>
-                      <a:picLocks noChangeAspect="1" noChangeArrowheads="1"/>
-                    </pic:cNvPicPr>
-                  </pic:nvPicPr>
-                  <pic:blipFill>
-                    <a:blip r:embed="rId11" cstate="email">
-                      <a:extLst>
-                        <a:ext uri="{28A0092B-C50C-407E-A947-70E740481C1C}">
-                          <a14:useLocalDpi xmlns:a14="http://schemas.microsoft.com/office/drawing/2010/main" val="0"/>
-                        </a:ext>
-                      </a:extLst>
-                    </a:blip>
-                    <a:srcRect/>
-                    <a:stretch>
-                      <a:fillRect/>
-                    </a:stretch>
-                  </pic:blipFill>
-                  <pic:spPr bwMode="auto">
-                    <a:xfrm>
-                      <a:off x="0" y="0"/>
-                      <a:ext cx="7027545" cy="9838055"/>
-                    </a:xfrm>
-                    <a:prstGeom prst="rect">
-                      <a:avLst/>
-                    </a:prstGeom>
-                    <a:noFill/>
-                    <a:ln>
-                      <a:noFill/>
-                    </a:ln>
-                  </pic:spPr>
-                </pic:pic>
-              </a:graphicData>
-            </a:graphic>
-            <wp14:sizeRelH relativeFrom="page">
-              <wp14:pctWidth>0</wp14:pctWidth>
-            </wp14:sizeRelH>
-            <wp14:sizeRelV relativeFrom="page">
-              <wp14:pctHeight>0</wp14:pctHeight>
-            </wp14:sizeRelV>
-          </wp:anchor>
+          <ns3:anchor distT="0" distB="0" distL="114300" distR="114300" simplePos="0" relativeHeight="251662336" behindDoc="1" locked="0" layoutInCell="1" allowOverlap="1" ns4:anchorId="119449BC" ns4:editId="00DD78B5">
+            <ns3:simplePos x="0" y="0"/>
+            <ns3:positionH relativeFrom="margin">
+              <ns3:align>center</ns3:align>
+            </ns3:positionH>
+            <ns3:positionV relativeFrom="margin">
+              <ns3:align>center</ns3:align>
+            </ns3:positionV>
+            <ns3:extent cx="7027545" cy="9838055"/>
+            <ns3:effectExtent l="0" t="0" r="0" b="0"/>
+            <ns3:wrapNone/>
+            <ns3:docPr id="156" name="صورة 156" descr="برواز"/>
+            <ns3:cNvGraphicFramePr>
+              <ns5:graphicFrameLocks noChangeAspect="1"/>
+            </ns3:cNvGraphicFramePr>
+            <ns5:graphic>
+              <ns5:graphicData uri="http://schemas.openxmlformats.org/drawingml/2006/picture">
+                <ns7:pic>
+                  <ns7:nvPicPr>
+                    <ns7:cNvPr id="0" name="Picture 156" descr="برواز"/>
+                    <ns7:cNvPicPr>
+                      <ns5:picLocks noChangeAspect="1" noChangeArrowheads="1"/>
+                    </ns7:cNvPicPr>
+                  </ns7:nvPicPr>
+                  <ns7:blipFill>
+                    <ns5:blip r:embed="rId11" cstate="email">
+                      <ns5:extLst>
+                        <ns5:ext uri="{28A0092B-C50C-407E-A947-70E740481C1C}">
+                          <ns8:useLocalDpi val="0"/>
+                        </ns5:ext>
+                      </ns5:extLst>
+                    </ns5:blip>
+                    <ns5:srcRect/>
+                    <ns5:stretch>
+                      <ns5:fillRect/>
+                    </ns5:stretch>
+                  </ns7:blipFill>
+                  <ns7:spPr bwMode="auto">
+                    <ns5:xfrm>
+                      <ns5:off x="0" y="0"/>
+                      <ns5:ext cx="7027545" cy="9838055"/>
+                    </ns5:xfrm>
+                    <ns5:prstGeom prst="rect">
+                      <ns5:avLst/>
+                    </ns5:prstGeom>
+                    <ns5:noFill/>
+                    <ns5:ln>
+                      <ns5:noFill/>
+                    </ns5:ln>
+                  </ns7:spPr>
+                </ns7:pic>
+              </ns5:graphicData>
+            </ns5:graphic>
+            <ns4:sizeRelH relativeFrom="page">
+              <ns4:pctWidth>0</ns4:pctWidth>
+            </ns4:sizeRelH>
+            <ns4:sizeRelV relativeFrom="page">
+              <ns4:pctHeight>0</ns4:pctHeight>
+            </ns4:sizeRelV>
+          </ns3:anchor>
         </w:drawing>
       </w:r>
       <w:r>
@@ -437,66 +461,66 @@
           <w:noProof/>
         </w:rPr>
         <w:drawing>
-          <wp:anchor distT="0" distB="0" distL="114300" distR="114300" simplePos="0" relativeHeight="251661312" behindDoc="0" locked="0" layoutInCell="1" allowOverlap="1" wp14:anchorId="0694348F" wp14:editId="7EB10473">
-            <wp:simplePos x="0" y="0"/>
-            <wp:positionH relativeFrom="margin">
-              <wp:posOffset>791845</wp:posOffset>
-            </wp:positionH>
-            <wp:positionV relativeFrom="margin">
-              <wp:posOffset>7380605</wp:posOffset>
-            </wp:positionV>
-            <wp:extent cx="1745615" cy="582930"/>
-            <wp:effectExtent l="0" t="0" r="0" b="0"/>
-            <wp:wrapSquare wrapText="bothSides"/>
-            <wp:docPr id="141" name="صورة 141" descr="شش"/>
-            <wp:cNvGraphicFramePr>
-              <a:graphicFrameLocks xmlns:a="http://schemas.openxmlformats.org/drawingml/2006/main" noChangeAspect="1"/>
-            </wp:cNvGraphicFramePr>
-            <a:graphic xmlns:a="http://schemas.openxmlformats.org/drawingml/2006/main">
-              <a:graphicData uri="http://schemas.openxmlformats.org/drawingml/2006/picture">
-                <pic:pic xmlns:pic="http://schemas.openxmlformats.org/drawingml/2006/picture">
-                  <pic:nvPicPr>
-                    <pic:cNvPr id="0" name="Picture 141" descr="شش"/>
-                    <pic:cNvPicPr>
-                      <a:picLocks noChangeAspect="1" noChangeArrowheads="1"/>
-                    </pic:cNvPicPr>
-                  </pic:nvPicPr>
-                  <pic:blipFill>
-                    <a:blip r:embed="rId12" cstate="print">
-                      <a:extLst>
-                        <a:ext uri="{28A0092B-C50C-407E-A947-70E740481C1C}">
-                          <a14:useLocalDpi xmlns:a14="http://schemas.microsoft.com/office/drawing/2010/main" val="0"/>
-                        </a:ext>
-                      </a:extLst>
-                    </a:blip>
-                    <a:srcRect/>
-                    <a:stretch>
-                      <a:fillRect/>
-                    </a:stretch>
-                  </pic:blipFill>
-                  <pic:spPr bwMode="auto">
-                    <a:xfrm>
-                      <a:off x="0" y="0"/>
-                      <a:ext cx="1745615" cy="582930"/>
-                    </a:xfrm>
-                    <a:prstGeom prst="rect">
-                      <a:avLst/>
-                    </a:prstGeom>
-                    <a:noFill/>
-                    <a:ln>
-                      <a:noFill/>
-                    </a:ln>
-                  </pic:spPr>
-                </pic:pic>
-              </a:graphicData>
-            </a:graphic>
-            <wp14:sizeRelH relativeFrom="page">
-              <wp14:pctWidth>0</wp14:pctWidth>
-            </wp14:sizeRelH>
-            <wp14:sizeRelV relativeFrom="page">
-              <wp14:pctHeight>0</wp14:pctHeight>
-            </wp14:sizeRelV>
-          </wp:anchor>
+          <ns3:anchor distT="0" distB="0" distL="114300" distR="114300" simplePos="0" relativeHeight="251661312" behindDoc="0" locked="0" layoutInCell="1" allowOverlap="1" ns4:anchorId="4B6C6F33" ns4:editId="19F2E141">
+            <ns3:simplePos x="0" y="0"/>
+            <ns3:positionH relativeFrom="margin">
+              <ns3:posOffset>791845</ns3:posOffset>
+            </ns3:positionH>
+            <ns3:positionV relativeFrom="margin">
+              <ns3:posOffset>7380605</ns3:posOffset>
+            </ns3:positionV>
+            <ns3:extent cx="1745615" cy="582930"/>
+            <ns3:effectExtent l="0" t="0" r="0" b="0"/>
+            <ns3:wrapSquare wrapText="bothSides"/>
+            <ns3:docPr id="141" name="صورة 141" descr="شش"/>
+            <ns3:cNvGraphicFramePr>
+              <ns5:graphicFrameLocks noChangeAspect="1"/>
+            </ns3:cNvGraphicFramePr>
+            <ns5:graphic>
+              <ns5:graphicData uri="http://schemas.openxmlformats.org/drawingml/2006/picture">
+                <ns7:pic>
+                  <ns7:nvPicPr>
+                    <ns7:cNvPr id="0" name="Picture 141" descr="شش"/>
+                    <ns7:cNvPicPr>
+                      <ns5:picLocks noChangeAspect="1" noChangeArrowheads="1"/>
+                    </ns7:cNvPicPr>
+                  </ns7:nvPicPr>
+                  <ns7:blipFill>
+                    <ns5:blip r:embed="rId12" cstate="print">
+                      <ns5:extLst>
+                        <ns5:ext uri="{28A0092B-C50C-407E-A947-70E740481C1C}">
+                          <ns8:useLocalDpi val="0"/>
+                        </ns5:ext>
+                      </ns5:extLst>
+                    </ns5:blip>
+                    <ns5:srcRect/>
+                    <ns5:stretch>
+                      <ns5:fillRect/>
+                    </ns5:stretch>
+                  </ns7:blipFill>
+                  <ns7:spPr bwMode="auto">
+                    <ns5:xfrm>
+                      <ns5:off x="0" y="0"/>
+                      <ns5:ext cx="1745615" cy="582930"/>
+                    </ns5:xfrm>
+                    <ns5:prstGeom prst="rect">
+                      <ns5:avLst/>
+                    </ns5:prstGeom>
+                    <ns5:noFill/>
+                    <ns5:ln>
+                      <ns5:noFill/>
+                    </ns5:ln>
+                  </ns7:spPr>
+                </ns7:pic>
+              </ns5:graphicData>
+            </ns5:graphic>
+            <ns4:sizeRelH relativeFrom="page">
+              <ns4:pctWidth>0</ns4:pctWidth>
+            </ns4:sizeRelH>
+            <ns4:sizeRelV relativeFrom="page">
+              <ns4:pctHeight>0</ns4:pctHeight>
+            </ns4:sizeRelV>
+          </ns3:anchor>
         </w:drawing>
       </w:r>
       <w:r>
@@ -506,9 +530,13 @@
         <w:br w:type="page"/>
       </w:r>
     </w:p>
-    <w:p>
-      <w:bookmarkStart w:id="0" w:name="_GoBack"/>
-      <w:bookmarkEnd w:id="0"/>
+    <w:p ns2:paraId="2EDA685B" ns2:textId="77777777">
+      <w:r>
+        <w:rPr>
+          <w:vanish/>
+        </w:rPr>
+        <w:t>{{PG:2}}</w:t>
+      </w:r>
     </w:p>
     <w:sectPr>
       <w:pgSz w:w="11906" w:h="16838"/>
@@ -523,7 +551,7 @@
 </file>
 
 <file path=word/styles.xml><?xml version="1.0" encoding="utf-8"?>
-<w:styles xmlns:mc="http://schemas.openxmlformats.org/markup-compatibility/2006" xmlns:r="http://schemas.openxmlformats.org/officeDocument/2006/relationships" xmlns:w="http://schemas.openxmlformats.org/wordprocessingml/2006/main" xmlns:w14="http://schemas.microsoft.com/office/word/2010/wordml" xmlns:w15="http://schemas.microsoft.com/office/word/2012/wordml" xmlns:w16se="http://schemas.microsoft.com/office/word/2015/wordml/symex" mc:Ignorable="w14 w15 w16se">
+<w:styles xmlns:mc="http://schemas.openxmlformats.org/markup-compatibility/2006" xmlns:r="http://schemas.openxmlformats.org/officeDocument/2006/relationships" xmlns:w="http://schemas.openxmlformats.org/wordprocessingml/2006/main" xmlns:w14="http://schemas.microsoft.com/office/word/2010/wordml" xmlns:w15="http://schemas.microsoft.com/office/word/2012/wordml" xmlns:w16cex="http://schemas.microsoft.com/office/word/2018/wordml/cex" xmlns:w16cid="http://schemas.microsoft.com/office/word/2016/wordml/cid" xmlns:w16="http://schemas.microsoft.com/office/word/2018/wordml" xmlns:w16du="http://schemas.microsoft.com/office/word/2023/wordml/word16du" xmlns:w16sdtdh="http://schemas.microsoft.com/office/word/2020/wordml/sdtdatahash" xmlns:w16sdtfl="http://schemas.microsoft.com/office/word/2024/wordml/sdtformatlock" xmlns:w16se="http://schemas.microsoft.com/office/word/2015/wordml/symex" mc:Ignorable="w14 w15 w16se w16cid w16 w16cex w16sdtdh w16sdtfl w16du">
   <w:docDefaults>
     <w:rPrDefault>
       <w:rPr>
@@ -539,7 +567,7 @@
       </w:pPr>
     </w:pPrDefault>
   </w:docDefaults>
-  <w:latentStyles w:defLockedState="0" w:defUIPriority="99" w:defSemiHidden="0" w:defUnhideWhenUsed="0" w:defQFormat="0" w:count="371">
+  <w:latentStyles w:defLockedState="0" w:defUIPriority="99" w:defSemiHidden="0" w:defUnhideWhenUsed="0" w:defQFormat="0" w:count="376">
     <w:lsdException w:name="Normal" w:uiPriority="0" w:qFormat="1"/>
     <w:lsdException w:name="heading 1" w:uiPriority="9" w:qFormat="1"/>
     <w:lsdException w:name="heading 2" w:semiHidden="1" w:uiPriority="3" w:unhideWhenUsed="1" w:qFormat="1"/>
@@ -911,8 +939,13 @@
     <w:lsdException w:name="List Table 5 Dark Accent 6" w:uiPriority="50"/>
     <w:lsdException w:name="List Table 6 Colorful Accent 6" w:uiPriority="51"/>
     <w:lsdException w:name="List Table 7 Colorful Accent 6" w:uiPriority="52"/>
+    <w:lsdException w:name="Mention" w:semiHidden="1" w:unhideWhenUsed="1"/>
+    <w:lsdException w:name="Smart Hyperlink" w:semiHidden="1" w:unhideWhenUsed="1"/>
+    <w:lsdException w:name="Hashtag" w:semiHidden="1" w:unhideWhenUsed="1"/>
+    <w:lsdException w:name="Unresolved Mention" w:semiHidden="1" w:unhideWhenUsed="1"/>
+    <w:lsdException w:name="Smart Link" w:semiHidden="1" w:unhideWhenUsed="1"/>
   </w:latentStyles>
-  <w:style w:type="paragraph" w:default="1" w:styleId="Normal">
+  <w:style w:type="paragraph" w:default="1" w:styleId="a">
     <w:name w:val="Normal"/>
     <w:qFormat/>
     <w:rsid w:val="00C47865"/>
@@ -926,12 +959,12 @@
       <w:szCs w:val="32"/>
     </w:rPr>
   </w:style>
-  <w:style w:type="paragraph" w:styleId="Heading1">
+  <w:style w:type="paragraph" w:styleId="1">
     <w:name w:val="heading 1"/>
     <w:aliases w:val="عنوان ريسي"/>
-    <w:basedOn w:val="Normal"/>
-    <w:next w:val="Normal"/>
-    <w:link w:val="Heading1Char"/>
+    <w:basedOn w:val="a"/>
+    <w:next w:val="a"/>
+    <w:link w:val="1Char"/>
     <w:uiPriority w:val="9"/>
     <w:qFormat/>
     <w:rsid w:val="00E14362"/>
@@ -946,11 +979,11 @@
       <w:b/>
     </w:rPr>
   </w:style>
-  <w:style w:type="paragraph" w:styleId="Heading2">
+  <w:style w:type="paragraph" w:styleId="2">
     <w:name w:val="heading 2"/>
-    <w:basedOn w:val="Normal"/>
-    <w:next w:val="Normal"/>
-    <w:link w:val="Heading2Char"/>
+    <w:basedOn w:val="a"/>
+    <w:next w:val="a"/>
+    <w:link w:val="2Char"/>
     <w:uiPriority w:val="3"/>
     <w:qFormat/>
     <w:rsid w:val="005D0757"/>
@@ -968,13 +1001,13 @@
       <w:szCs w:val="28"/>
     </w:rPr>
   </w:style>
-  <w:style w:type="character" w:default="1" w:styleId="DefaultParagraphFont">
+  <w:style w:type="character" w:default="1" w:styleId="a0">
     <w:name w:val="Default Paragraph Font"/>
     <w:uiPriority w:val="1"/>
     <w:semiHidden/>
     <w:unhideWhenUsed/>
   </w:style>
-  <w:style w:type="table" w:default="1" w:styleId="TableNormal">
+  <w:style w:type="table" w:default="1" w:styleId="a1">
     <w:name w:val="Normal Table"/>
     <w:uiPriority w:val="99"/>
     <w:semiHidden/>
@@ -989,17 +1022,17 @@
       </w:tblCellMar>
     </w:tblPr>
   </w:style>
-  <w:style w:type="numbering" w:default="1" w:styleId="NoList">
+  <w:style w:type="numbering" w:default="1" w:styleId="a2">
     <w:name w:val="No List"/>
     <w:uiPriority w:val="99"/>
     <w:semiHidden/>
     <w:unhideWhenUsed/>
   </w:style>
-  <w:style w:type="character" w:customStyle="1" w:styleId="Heading1Char">
-    <w:name w:val="Heading 1 Char"/>
+  <w:style w:type="character" w:customStyle="1" w:styleId="1Char">
+    <w:name w:val="العنوان 1 Char"/>
     <w:aliases w:val="عنوان ريسي Char"/>
-    <w:basedOn w:val="DefaultParagraphFont"/>
-    <w:link w:val="Heading1"/>
+    <w:basedOn w:val="a0"/>
+    <w:link w:val="1"/>
     <w:uiPriority w:val="9"/>
     <w:rsid w:val="00E14362"/>
     <w:rPr>
@@ -1009,10 +1042,10 @@
       <w:szCs w:val="32"/>
     </w:rPr>
   </w:style>
-  <w:style w:type="character" w:customStyle="1" w:styleId="Heading2Char">
-    <w:name w:val="Heading 2 Char"/>
-    <w:basedOn w:val="DefaultParagraphFont"/>
-    <w:link w:val="Heading2"/>
+  <w:style w:type="character" w:customStyle="1" w:styleId="2Char">
+    <w:name w:val="عنوان 2 Char"/>
+    <w:basedOn w:val="a0"/>
+    <w:link w:val="2"/>
     <w:uiPriority w:val="3"/>
     <w:rsid w:val="005D0757"/>
     <w:rPr>
